--- a/source-multichoice/build/es-software-licencias-2.docx
+++ b/source-multichoice/build/es-software-licencias-2.docx
@@ -25,7 +25,7 @@
       <w:r>
         <w:t>a)</w:t>
         <w:tab/>
-        <w:t>Sanciones que se aplican a los usuarios que no respetan los derechos de autor.</w:t>
+        <w:t>Licencias que permiten libremente el uso, la distribución y la modificación del software.</w:t>
       </w:r>
     </w:p>
     <w:p>
@@ -34,6 +34,16 @@
       </w:pPr>
       <w:r>
         <w:t>b)</w:t>
+        <w:tab/>
+        <w:t>Acuerdos legales que establecen cómo podemos usar, distribuir y modificar el software.</w:t>
+      </w:r>
+    </w:p>
+    <w:p>
+      <w:pPr>
+        <w:pStyle w:val="Choice"/>
+      </w:pPr>
+      <w:r>
+        <w:t>c)</w:t>
         <w:tab/>
         <w:t>Copias ilegales de programas y contenidos de software.</w:t>
       </w:r>
@@ -43,19 +53,9 @@
         <w:pStyle w:val="Choice"/>
       </w:pPr>
       <w:r>
-        <w:t>c)</w:t>
-        <w:tab/>
-        <w:t>Acuerdos legales que establecen cómo podemos usar, distribuir y modificar el software.</w:t>
-      </w:r>
-    </w:p>
-    <w:p>
-      <w:pPr>
-        <w:pStyle w:val="Choice"/>
-      </w:pPr>
-      <w:r>
         <w:t>d)</w:t>
         <w:tab/>
-        <w:t>Licencias que permiten libremente el uso, la distribución y la modificación del software.</w:t>
+        <w:t>Sanciones que se aplican a los usuarios que no respetan los derechos de autor.</w:t>
       </w:r>
     </w:p>
     <w:p>
@@ -73,6 +73,26 @@
       <w:r>
         <w:t>a)</w:t>
         <w:tab/>
+        <w:t>Para obtener más beneficios económicos.</w:t>
+      </w:r>
+    </w:p>
+    <w:p>
+      <w:pPr>
+        <w:pStyle w:val="Choice"/>
+      </w:pPr>
+      <w:r>
+        <w:t>b)</w:t>
+        <w:tab/>
+        <w:t>Para evitar infringir la ley y para comportarnos de manera ética.</w:t>
+      </w:r>
+    </w:p>
+    <w:p>
+      <w:pPr>
+        <w:pStyle w:val="Choice"/>
+      </w:pPr>
+      <w:r>
+        <w:t>c)</w:t>
+        <w:tab/>
         <w:t>Para tener acceso a programas y contenidos de software de forma gratuita.</w:t>
       </w:r>
     </w:p>
@@ -81,29 +101,9 @@
         <w:pStyle w:val="Choice"/>
       </w:pPr>
       <w:r>
-        <w:t>b)</w:t>
+        <w:t>d)</w:t>
         <w:tab/>
         <w:t>Para evitar que los autores ganen demasiado dinero por sus obras.</w:t>
-      </w:r>
-    </w:p>
-    <w:p>
-      <w:pPr>
-        <w:pStyle w:val="Choice"/>
-      </w:pPr>
-      <w:r>
-        <w:t>c)</w:t>
-        <w:tab/>
-        <w:t>Para obtener más beneficios económicos.</w:t>
-      </w:r>
-    </w:p>
-    <w:p>
-      <w:pPr>
-        <w:pStyle w:val="Choice"/>
-      </w:pPr>
-      <w:r>
-        <w:t>d)</w:t>
-        <w:tab/>
-        <w:t>Para evitar infringir la ley y para comportarnos de manera ética.</w:t>
       </w:r>
     </w:p>
     <w:p>
@@ -141,17 +141,65 @@
       <w:r>
         <w:t>c)</w:t>
         <w:tab/>
+        <w:t>Derechos de distribución, de reproducción y de acceso.</w:t>
+      </w:r>
+    </w:p>
+    <w:p>
+      <w:pPr>
+        <w:pStyle w:val="Choice"/>
+      </w:pPr>
+      <w:r>
+        <w:t>d)</w:t>
+        <w:tab/>
         <w:t>Derechos de uso, de distribución, de acceso y de reproducción.</w:t>
       </w:r>
     </w:p>
     <w:p>
       <w:pPr>
+        <w:pStyle w:val="ListNumber"/>
+      </w:pPr>
+      <w:r>
+        <w:t>¿Qué es el derecho de uso de las licencias de software?</w:t>
+      </w:r>
+    </w:p>
+    <w:p>
+      <w:pPr>
+        <w:pStyle w:val="Choice"/>
+      </w:pPr>
+      <w:r>
+        <w:t>a)</w:t>
+        <w:tab/>
+        <w:t>El derecho a explotar comercialmente un programa o una obra.</w:t>
+      </w:r>
+    </w:p>
+    <w:p>
+      <w:pPr>
+        <w:pStyle w:val="Choice"/>
+      </w:pPr>
+      <w:r>
+        <w:t>b)</w:t>
+        <w:tab/>
+        <w:t>El derecho a distribuir el programa a otras personas.</w:t>
+      </w:r>
+    </w:p>
+    <w:p>
+      <w:pPr>
+        <w:pStyle w:val="Choice"/>
+      </w:pPr>
+      <w:r>
+        <w:t>c)</w:t>
+        <w:tab/>
+        <w:t>El derecho a usar el programa como desees.</w:t>
+      </w:r>
+    </w:p>
+    <w:p>
+      <w:pPr>
         <w:pStyle w:val="Choice"/>
       </w:pPr>
       <w:r>
         <w:t>d)</w:t>
         <w:tab/>
-        <w:t>Derechos de distribución, de reproducción y de acceso.</w:t>
+        <w:t>El derecho a realizar cambios en la obra o en el programa.</w:t>
       </w:r>
     </w:p>
     <w:p>
@@ -159,7 +207,103 @@
         <w:pStyle w:val="ListNumber"/>
       </w:pPr>
       <w:r>
-        <w:t>¿Qué es el derecho de uso de las licencias de software?</w:t>
+        <w:t>¿Qué programas pueden ser instalados en varios dispositivos pero solo utilizados por una persona a la vez?</w:t>
+      </w:r>
+    </w:p>
+    <w:p>
+      <w:pPr>
+        <w:pStyle w:val="Choice"/>
+      </w:pPr>
+      <w:r>
+        <w:t>a)</w:t>
+        <w:tab/>
+        <w:t>Algunos programas libres.</w:t>
+      </w:r>
+    </w:p>
+    <w:p>
+      <w:pPr>
+        <w:pStyle w:val="Choice"/>
+      </w:pPr>
+      <w:r>
+        <w:t>b)</w:t>
+        <w:tab/>
+        <w:t>Todos los programas libres.</w:t>
+      </w:r>
+    </w:p>
+    <w:p>
+      <w:pPr>
+        <w:pStyle w:val="Choice"/>
+      </w:pPr>
+      <w:r>
+        <w:t>c)</w:t>
+        <w:tab/>
+        <w:t>Algunos programas privativos, que establecen limitaciones en el derecho de uso.</w:t>
+      </w:r>
+    </w:p>
+    <w:p>
+      <w:pPr>
+        <w:pStyle w:val="Choice"/>
+      </w:pPr>
+      <w:r>
+        <w:t>d)</w:t>
+        <w:tab/>
+        <w:t>Todos los programas privativos.</w:t>
+      </w:r>
+    </w:p>
+    <w:p>
+      <w:pPr>
+        <w:pStyle w:val="ListNumber"/>
+      </w:pPr>
+      <w:r>
+        <w:t>¿Qué programas permiten distribuir copias entre tus familiares y amigos o a cualquier persona?</w:t>
+      </w:r>
+    </w:p>
+    <w:p>
+      <w:pPr>
+        <w:pStyle w:val="Choice"/>
+      </w:pPr>
+      <w:r>
+        <w:t>a)</w:t>
+        <w:tab/>
+        <w:t>Ninguna de las anteriores.</w:t>
+      </w:r>
+    </w:p>
+    <w:p>
+      <w:pPr>
+        <w:pStyle w:val="Choice"/>
+      </w:pPr>
+      <w:r>
+        <w:t>b)</w:t>
+        <w:tab/>
+        <w:t>Programas freeware y programas y obras libres.</w:t>
+      </w:r>
+    </w:p>
+    <w:p>
+      <w:pPr>
+        <w:pStyle w:val="Choice"/>
+      </w:pPr>
+      <w:r>
+        <w:t>c)</w:t>
+        <w:tab/>
+        <w:t>Programas privativos y obras con copyright.</w:t>
+      </w:r>
+    </w:p>
+    <w:p>
+      <w:pPr>
+        <w:pStyle w:val="Choice"/>
+      </w:pPr>
+      <w:r>
+        <w:t>d)</w:t>
+        <w:tab/>
+        <w:t>Todos los programas.</w:t>
+      </w:r>
+    </w:p>
+    <w:p>
+      <w:pPr>
+        <w:pStyle w:val="ListNumber"/>
+      </w:pPr>
+      <w:r>
+        <w:t>¿Qué es el derecho de transformación de las licencias de software?</w:t>
       </w:r>
     </w:p>
     <w:p>
@@ -179,17 +323,35 @@
       <w:r>
         <w:t>b)</w:t>
         <w:tab/>
+        <w:t>La posibilidad de realizar cambios en la obra o en el programa y distribuir el resultado a otras personas.</w:t>
+      </w:r>
+    </w:p>
+    <w:p>
+      <w:pPr>
+        <w:pStyle w:val="Choice"/>
+      </w:pPr>
+      <w:r>
+        <w:t>c)</w:t>
+        <w:tab/>
+        <w:t>La posibilidad de realizar copias a otras personas o a poner la obra o el programa a disposición de cualquiera en internet.</w:t>
+      </w:r>
+    </w:p>
+    <w:p>
+      <w:pPr>
+        <w:pStyle w:val="Choice"/>
+      </w:pPr>
+      <w:r>
+        <w:t>d)</w:t>
+        <w:tab/>
         <w:t>El derecho a explotar comercialmente un programa o una obra.</w:t>
       </w:r>
     </w:p>
     <w:p>
       <w:pPr>
-        <w:pStyle w:val="Choice"/>
+        <w:pStyle w:val="ListNumber"/>
       </w:pPr>
       <w:r>
-        <w:t>c)</w:t>
-        <w:tab/>
-        <w:t>El derecho a distribuir el programa a otras personas.</w:t>
+        <w:t>¿Qué programas y contenidos permiten realizar modificaciones y distribuirlas?</w:t>
       </w:r>
     </w:p>
     <w:p>
@@ -197,75 +359,9 @@
         <w:pStyle w:val="Choice"/>
       </w:pPr>
       <w:r>
-        <w:t>d)</w:t>
-        <w:tab/>
-        <w:t>El derecho a realizar cambios en la obra o en el programa.</w:t>
-      </w:r>
-    </w:p>
-    <w:p>
-      <w:pPr>
-        <w:pStyle w:val="ListNumber"/>
-      </w:pPr>
-      <w:r>
-        <w:t>¿Qué programas pueden ser instalados en varios dispositivos pero solo utilizados por una persona a la vez?</w:t>
-      </w:r>
-    </w:p>
-    <w:p>
-      <w:pPr>
-        <w:pStyle w:val="Choice"/>
-      </w:pPr>
-      <w:r>
         <w:t>a)</w:t>
         <w:tab/>
-        <w:t>Algunos programas libres.</w:t>
-      </w:r>
-    </w:p>
-    <w:p>
-      <w:pPr>
-        <w:pStyle w:val="Choice"/>
-      </w:pPr>
-      <w:r>
-        <w:t>b)</w:t>
-        <w:tab/>
-        <w:t>Algunos programas privativos, que establecen limitaciones en el derecho de uso.</w:t>
-      </w:r>
-    </w:p>
-    <w:p>
-      <w:pPr>
-        <w:pStyle w:val="Choice"/>
-      </w:pPr>
-      <w:r>
-        <w:t>c)</w:t>
-        <w:tab/>
-        <w:t>Todos los programas libres.</w:t>
-      </w:r>
-    </w:p>
-    <w:p>
-      <w:pPr>
-        <w:pStyle w:val="Choice"/>
-      </w:pPr>
-      <w:r>
-        <w:t>d)</w:t>
-        <w:tab/>
-        <w:t>Todos los programas privativos.</w:t>
-      </w:r>
-    </w:p>
-    <w:p>
-      <w:pPr>
-        <w:pStyle w:val="ListNumber"/>
-      </w:pPr>
-      <w:r>
-        <w:t>¿Qué programas permiten distribuir copias entre tus familiares y amigos o a cualquier persona?</w:t>
-      </w:r>
-    </w:p>
-    <w:p>
-      <w:pPr>
-        <w:pStyle w:val="Choice"/>
-      </w:pPr>
-      <w:r>
-        <w:t>a)</w:t>
-        <w:tab/>
-        <w:t>Ninguna de las anteriores.</w:t>
+        <w:t>Ningún programa permite realizar modificaciones y distribuirlas.</w:t>
       </w:r>
     </w:p>
     <w:p>
@@ -285,7 +381,7 @@
       <w:r>
         <w:t>c)</w:t>
         <w:tab/>
-        <w:t>Todos los programas.</w:t>
+        <w:t>Todos los programas y contenidos.</w:t>
       </w:r>
     </w:p>
     <w:p>
@@ -294,108 +390,12 @@
       </w:pPr>
       <w:r>
         <w:t>d)</w:t>
-        <w:tab/>
-        <w:t>Programas freeware y programas y obras libres.</w:t>
-      </w:r>
-    </w:p>
-    <w:p>
-      <w:pPr>
-        <w:pStyle w:val="ListNumber"/>
-      </w:pPr>
-      <w:r>
-        <w:t>¿Qué es el derecho de transformación de las licencias de software?</w:t>
-      </w:r>
-    </w:p>
-    <w:p>
-      <w:pPr>
-        <w:pStyle w:val="Choice"/>
-      </w:pPr>
-      <w:r>
-        <w:t>a)</w:t>
-        <w:tab/>
-        <w:t>La posibilidad de realizar copias a otras personas o a poner la obra o el programa a disposición de cualquiera en internet.</w:t>
-      </w:r>
-    </w:p>
-    <w:p>
-      <w:pPr>
-        <w:pStyle w:val="Choice"/>
-      </w:pPr>
-      <w:r>
-        <w:t>b)</w:t>
-        <w:tab/>
-        <w:t>La posibilidad de realizar cambios en la obra o en el programa y distribuir el resultado a otras personas.</w:t>
-      </w:r>
-    </w:p>
-    <w:p>
-      <w:pPr>
-        <w:pStyle w:val="Choice"/>
-      </w:pPr>
-      <w:r>
-        <w:t>c)</w:t>
-        <w:tab/>
-        <w:t>El derecho a explotar comercialmente un programa o una obra.</w:t>
-      </w:r>
-    </w:p>
-    <w:p>
-      <w:pPr>
-        <w:pStyle w:val="Choice"/>
-      </w:pPr>
-      <w:r>
-        <w:t>d)</w:t>
-        <w:tab/>
-        <w:t>El derecho a usar el programa como desees.</w:t>
-      </w:r>
-    </w:p>
-    <w:p>
-      <w:pPr>
-        <w:pStyle w:val="ListNumber"/>
-      </w:pPr>
-      <w:r>
-        <w:t>¿Qué programas y contenidos permiten realizar modificaciones y distribuirlas?</w:t>
-      </w:r>
-    </w:p>
-    <w:p>
-      <w:pPr>
-        <w:pStyle w:val="Choice"/>
-      </w:pPr>
-      <w:r>
-        <w:t>a)</w:t>
         <w:tab/>
         <w:t>Programas y contenidos libres.</w:t>
       </w:r>
     </w:p>
     <w:p>
       <w:pPr>
-        <w:pStyle w:val="Choice"/>
-      </w:pPr>
-      <w:r>
-        <w:t>b)</w:t>
-        <w:tab/>
-        <w:t>Todos los programas y contenidos.</w:t>
-      </w:r>
-    </w:p>
-    <w:p>
-      <w:pPr>
-        <w:pStyle w:val="Choice"/>
-      </w:pPr>
-      <w:r>
-        <w:t>c)</w:t>
-        <w:tab/>
-        <w:t>Ningún programa permite realizar modificaciones y distribuirlas.</w:t>
-      </w:r>
-    </w:p>
-    <w:p>
-      <w:pPr>
-        <w:pStyle w:val="Choice"/>
-      </w:pPr>
-      <w:r>
-        <w:t>d)</w:t>
-        <w:tab/>
-        <w:t>Programas privativos y obras con copyright.</w:t>
-      </w:r>
-    </w:p>
-    <w:p>
-      <w:pPr>
         <w:pStyle w:val="ListNumber"/>
       </w:pPr>
       <w:r>
@@ -409,7 +409,7 @@
       <w:r>
         <w:t>a)</w:t>
         <w:tab/>
-        <w:t>El derecho a usar el programa como desees.</w:t>
+        <w:t>El derecho a distribuir el programa a otras personas o ponerlo a disposición de cualquiera en internet.</w:t>
       </w:r>
     </w:p>
     <w:p>
@@ -419,7 +419,7 @@
       <w:r>
         <w:t>b)</w:t>
         <w:tab/>
-        <w:t>El derecho a explotar comercialmente un programa o una obra.</w:t>
+        <w:t>El derecho a usar el programa como desees.</w:t>
       </w:r>
     </w:p>
     <w:p>
@@ -439,7 +439,7 @@
       <w:r>
         <w:t>d)</w:t>
         <w:tab/>
-        <w:t>El derecho a distribuir el programa a otras personas o ponerlo a disposición de cualquiera en internet.</w:t>
+        <w:t>El derecho a explotar comercialmente un programa o una obra.</w:t>
       </w:r>
     </w:p>
     <w:p>
@@ -457,7 +457,7 @@
       <w:r>
         <w:t>a)</w:t>
         <w:tab/>
-        <w:t>Programas desarrollados por empresas con ánimo de lucro.</w:t>
+        <w:t>Programas desarrollados por empresas sin ánimo de lucro.</w:t>
       </w:r>
     </w:p>
     <w:p>
@@ -467,7 +467,7 @@
       <w:r>
         <w:t>b)</w:t>
         <w:tab/>
-        <w:t>Programas desarrollados por empresas sin ánimo de lucro.</w:t>
+        <w:t>Programas desarrollados por la comunidad de usuarios.</w:t>
       </w:r>
     </w:p>
     <w:p>
@@ -487,7 +487,7 @@
       <w:r>
         <w:t>d)</w:t>
         <w:tab/>
-        <w:t>Programas desarrollados por la comunidad de usuarios.</w:t>
+        <w:t>Programas desarrollados por empresas con ánimo de lucro.</w:t>
       </w:r>
     </w:p>
     <w:p>
@@ -505,7 +505,7 @@
       <w:r>
         <w:t>a)</w:t>
         <w:tab/>
-        <w:t>Se venden al usuario con limitaciones.</w:t>
+        <w:t>Se venden al usuario con actualizaciones ilimitadas.</w:t>
       </w:r>
     </w:p>
     <w:p>
@@ -515,7 +515,7 @@
       <w:r>
         <w:t>b)</w:t>
         <w:tab/>
-        <w:t>Se venden al usuario sin limitaciones.</w:t>
+        <w:t>Se venden al usuario con limitaciones.</w:t>
       </w:r>
     </w:p>
     <w:p>
@@ -535,7 +535,7 @@
       <w:r>
         <w:t>d)</w:t>
         <w:tab/>
-        <w:t>Se venden al usuario con actualizaciones ilimitadas.</w:t>
+        <w:t>Se venden al usuario sin limitaciones.</w:t>
       </w:r>
     </w:p>
     <w:p>
@@ -553,6 +553,26 @@
       <w:r>
         <w:t>a)</w:t>
         <w:tab/>
+        <w:t>El usuario debe pagar una multa para seguir utilizando el programa.</w:t>
+      </w:r>
+    </w:p>
+    <w:p>
+      <w:pPr>
+        <w:pStyle w:val="Choice"/>
+      </w:pPr>
+      <w:r>
+        <w:t>b)</w:t>
+        <w:tab/>
+        <w:t>El programa se distribuye de forma gratuita.</w:t>
+      </w:r>
+    </w:p>
+    <w:p>
+      <w:pPr>
+        <w:pStyle w:val="Choice"/>
+      </w:pPr>
+      <w:r>
+        <w:t>c)</w:t>
+        <w:tab/>
         <w:t>El usuario puede seguir utilizando el programa sin problemas.</w:t>
       </w:r>
     </w:p>
@@ -561,33 +581,13 @@
         <w:pStyle w:val="Choice"/>
       </w:pPr>
       <w:r>
-        <w:t>b)</w:t>
+        <w:t>d)</w:t>
         <w:tab/>
         <w:t>El usuario ya no puede seguir utilizando el programa.</w:t>
       </w:r>
     </w:p>
     <w:p>
       <w:pPr>
-        <w:pStyle w:val="Choice"/>
-      </w:pPr>
-      <w:r>
-        <w:t>c)</w:t>
-        <w:tab/>
-        <w:t>El usuario debe pagar una multa para seguir utilizando el programa.</w:t>
-      </w:r>
-    </w:p>
-    <w:p>
-      <w:pPr>
-        <w:pStyle w:val="Choice"/>
-      </w:pPr>
-      <w:r>
-        <w:t>d)</w:t>
-        <w:tab/>
-        <w:t>El programa se distribuye de forma gratuita.</w:t>
-      </w:r>
-    </w:p>
-    <w:p>
-      <w:pPr>
         <w:pStyle w:val="ListNumber"/>
       </w:pPr>
       <w:r>
@@ -601,6 +601,26 @@
       <w:r>
         <w:t>a)</w:t>
         <w:tab/>
+        <w:t>Programas desarrollados por empresas sin ánimo de lucro.</w:t>
+      </w:r>
+    </w:p>
+    <w:p>
+      <w:pPr>
+        <w:pStyle w:val="Choice"/>
+      </w:pPr>
+      <w:r>
+        <w:t>b)</w:t>
+        <w:tab/>
+        <w:t>Programas que se pueden descargar y ejecutar solo después de pagar.</w:t>
+      </w:r>
+    </w:p>
+    <w:p>
+      <w:pPr>
+        <w:pStyle w:val="Choice"/>
+      </w:pPr>
+      <w:r>
+        <w:t>c)</w:t>
+        <w:tab/>
         <w:t>Programas propietarios que se distribuyen de forma gratuita.</w:t>
       </w:r>
     </w:p>
@@ -609,9 +629,85 @@
         <w:pStyle w:val="Choice"/>
       </w:pPr>
       <w:r>
+        <w:t>d)</w:t>
+        <w:tab/>
+        <w:t>Programas desarrollados por la comunidad que se pueden descargar y ejecutar sin pagar.</w:t>
+      </w:r>
+    </w:p>
+    <w:p>
+      <w:pPr>
+        <w:pStyle w:val="ListNumber"/>
+      </w:pPr>
+      <w:r>
+        <w:t>¿Por qué el freeware no es considerado software libre?</w:t>
+      </w:r>
+    </w:p>
+    <w:p>
+      <w:pPr>
+        <w:pStyle w:val="Choice"/>
+      </w:pPr>
+      <w:r>
+        <w:t>a)</w:t>
+        <w:tab/>
+        <w:t>Porque solo se puede utilizar en determinadas condiciones.</w:t>
+      </w:r>
+    </w:p>
+    <w:p>
+      <w:pPr>
+        <w:pStyle w:val="Choice"/>
+      </w:pPr>
+      <w:r>
         <w:t>b)</w:t>
         <w:tab/>
-        <w:t>Programas desarrollados por la comunidad que se pueden descargar y ejecutar sin pagar.</w:t>
+        <w:t>Porque su licencia es privativa de derechos como su estudio o modificación.</w:t>
+      </w:r>
+    </w:p>
+    <w:p>
+      <w:pPr>
+        <w:pStyle w:val="Choice"/>
+      </w:pPr>
+      <w:r>
+        <w:t>c)</w:t>
+        <w:tab/>
+        <w:t>Porque no se puede distribuir libremente.</w:t>
+      </w:r>
+    </w:p>
+    <w:p>
+      <w:pPr>
+        <w:pStyle w:val="Choice"/>
+      </w:pPr>
+      <w:r>
+        <w:t>d)</w:t>
+        <w:tab/>
+        <w:t>Porque solo obtienes la versión mejorada si pagas por ella.</w:t>
+      </w:r>
+    </w:p>
+    <w:p>
+      <w:pPr>
+        <w:pStyle w:val="ListNumber"/>
+      </w:pPr>
+      <w:r>
+        <w:t>¿Qué son los programas adware?</w:t>
+      </w:r>
+    </w:p>
+    <w:p>
+      <w:pPr>
+        <w:pStyle w:val="Choice"/>
+      </w:pPr>
+      <w:r>
+        <w:t>a)</w:t>
+        <w:tab/>
+        <w:t>Programas que muestran publicidad durante su ejecución.</w:t>
+      </w:r>
+    </w:p>
+    <w:p>
+      <w:pPr>
+        <w:pStyle w:val="Choice"/>
+      </w:pPr>
+      <w:r>
+        <w:t>b)</w:t>
+        <w:tab/>
+        <w:t>Programas que se distribuyen de forma gratuita.</w:t>
       </w:r>
     </w:p>
     <w:p>
@@ -631,103 +727,7 @@
       <w:r>
         <w:t>d)</w:t>
         <w:tab/>
-        <w:t>Programas que se pueden descargar y ejecutar solo después de pagar.</w:t>
-      </w:r>
-    </w:p>
-    <w:p>
-      <w:pPr>
-        <w:pStyle w:val="ListNumber"/>
-      </w:pPr>
-      <w:r>
-        <w:t>¿Por qué el freeware no es considerado software libre?</w:t>
-      </w:r>
-    </w:p>
-    <w:p>
-      <w:pPr>
-        <w:pStyle w:val="Choice"/>
-      </w:pPr>
-      <w:r>
-        <w:t>a)</w:t>
-        <w:tab/>
-        <w:t>Porque su licencia es privativa de derechos como su estudio o modificación.</w:t>
-      </w:r>
-    </w:p>
-    <w:p>
-      <w:pPr>
-        <w:pStyle w:val="Choice"/>
-      </w:pPr>
-      <w:r>
-        <w:t>b)</w:t>
-        <w:tab/>
-        <w:t>Porque no se puede distribuir libremente.</w:t>
-      </w:r>
-    </w:p>
-    <w:p>
-      <w:pPr>
-        <w:pStyle w:val="Choice"/>
-      </w:pPr>
-      <w:r>
-        <w:t>c)</w:t>
-        <w:tab/>
-        <w:t>Porque solo obtienes la versión mejorada si pagas por ella.</w:t>
-      </w:r>
-    </w:p>
-    <w:p>
-      <w:pPr>
-        <w:pStyle w:val="Choice"/>
-      </w:pPr>
-      <w:r>
-        <w:t>d)</w:t>
-        <w:tab/>
-        <w:t>Porque solo se puede utilizar en determinadas condiciones.</w:t>
-      </w:r>
-    </w:p>
-    <w:p>
-      <w:pPr>
-        <w:pStyle w:val="ListNumber"/>
-      </w:pPr>
-      <w:r>
-        <w:t>¿Qué son los programas adware?</w:t>
-      </w:r>
-    </w:p>
-    <w:p>
-      <w:pPr>
-        <w:pStyle w:val="Choice"/>
-      </w:pPr>
-      <w:r>
-        <w:t>a)</w:t>
-        <w:tab/>
         <w:t>Programas que pueden retirarse del mercado sin aviso.</w:t>
-      </w:r>
-    </w:p>
-    <w:p>
-      <w:pPr>
-        <w:pStyle w:val="Choice"/>
-      </w:pPr>
-      <w:r>
-        <w:t>b)</w:t>
-        <w:tab/>
-        <w:t>Programas que muestran publicidad durante su ejecución.</w:t>
-      </w:r>
-    </w:p>
-    <w:p>
-      <w:pPr>
-        <w:pStyle w:val="Choice"/>
-      </w:pPr>
-      <w:r>
-        <w:t>c)</w:t>
-        <w:tab/>
-        <w:t>Programas que se distribuyen de forma gratuita.</w:t>
-      </w:r>
-    </w:p>
-    <w:p>
-      <w:pPr>
-        <w:pStyle w:val="Choice"/>
-      </w:pPr>
-      <w:r>
-        <w:t>d)</w:t>
-        <w:tab/>
-        <w:t>Programas desarrollados por empresas sin ánimo de lucro.</w:t>
       </w:r>
     </w:p>
     <w:p>
@@ -745,7 +745,7 @@
       <w:r>
         <w:t>a)</w:t>
         <w:tab/>
-        <w:t>A través de las suscripciones de los usuarios.</w:t>
+        <w:t>A través de la información de los usuarios.</w:t>
       </w:r>
     </w:p>
     <w:p>
@@ -765,7 +765,7 @@
       <w:r>
         <w:t>c)</w:t>
         <w:tab/>
-        <w:t>A través de la publicidad que muestran al usuario.</w:t>
+        <w:t>A través de las suscripciones de los usuarios.</w:t>
       </w:r>
     </w:p>
     <w:p>
@@ -775,7 +775,7 @@
       <w:r>
         <w:t>d)</w:t>
         <w:tab/>
-        <w:t>A través de la información de los usuarios.</w:t>
+        <w:t>A través de la publicidad que muestran al usuario.</w:t>
       </w:r>
     </w:p>
     <w:p>
@@ -813,7 +813,7 @@
       <w:r>
         <w:t>c)</w:t>
         <w:tab/>
-        <w:t>Porque no se puede distribuir libremente.</w:t>
+        <w:t>Porque no es compatible con todos los sistemas operativos.</w:t>
       </w:r>
     </w:p>
     <w:p>
@@ -823,7 +823,7 @@
       <w:r>
         <w:t>d)</w:t>
         <w:tab/>
-        <w:t>Porque no es compatible con todos los sistemas operativos.</w:t>
+        <w:t>Porque no se puede distribuir libremente.</w:t>
       </w:r>
     </w:p>
     <w:p>
@@ -841,16 +841,6 @@
       <w:r>
         <w:t>a)</w:t>
         <w:tab/>
-        <w:t>Firefox.</w:t>
-      </w:r>
-    </w:p>
-    <w:p>
-      <w:pPr>
-        <w:pStyle w:val="Choice"/>
-      </w:pPr>
-      <w:r>
-        <w:t>b)</w:t>
-        <w:tab/>
         <w:t>GNU/Linux.</w:t>
       </w:r>
     </w:p>
@@ -859,9 +849,19 @@
         <w:pStyle w:val="Choice"/>
       </w:pPr>
       <w:r>
+        <w:t>b)</w:t>
+        <w:tab/>
+        <w:t>LibreOffice.</w:t>
+      </w:r>
+    </w:p>
+    <w:p>
+      <w:pPr>
+        <w:pStyle w:val="Choice"/>
+      </w:pPr>
+      <w:r>
         <w:t>c)</w:t>
         <w:tab/>
-        <w:t>LibreOffice.</w:t>
+        <w:t>Firefox.</w:t>
       </w:r>
     </w:p>
     <w:p>
@@ -889,7 +889,7 @@
       <w:r>
         <w:t>a)</w:t>
         <w:tab/>
-        <w:t>Son programas que se ejecutan en la nube y pertenecen a una empresa.</w:t>
+        <w:t>Su código fuente es libre y se puede modificar sin restricciones.</w:t>
       </w:r>
     </w:p>
     <w:p>
@@ -898,6 +898,16 @@
       </w:pPr>
       <w:r>
         <w:t>b)</w:t>
+        <w:tab/>
+        <w:t>Son programas propietarios que se venden al usuario.</w:t>
+      </w:r>
+    </w:p>
+    <w:p>
+      <w:pPr>
+        <w:pStyle w:val="Choice"/>
+      </w:pPr>
+      <w:r>
+        <w:t>c)</w:t>
         <w:tab/>
         <w:t>Son programas gratuitos pero su código fuente no es libre.</w:t>
       </w:r>
@@ -907,19 +917,9 @@
         <w:pStyle w:val="Choice"/>
       </w:pPr>
       <w:r>
-        <w:t>c)</w:t>
-        <w:tab/>
-        <w:t>Son programas propietarios que se venden al usuario.</w:t>
-      </w:r>
-    </w:p>
-    <w:p>
-      <w:pPr>
-        <w:pStyle w:val="Choice"/>
-      </w:pPr>
-      <w:r>
         <w:t>d)</w:t>
         <w:tab/>
-        <w:t>Su código fuente es libre y se puede modificar sin restricciones.</w:t>
+        <w:t>Son programas que se ejecutan en la nube y pertenecen a una empresa.</w:t>
       </w:r>
     </w:p>
     <w:p>
@@ -937,6 +937,26 @@
       <w:r>
         <w:t>a)</w:t>
         <w:tab/>
+        <w:t>Se pierde el control sobre la aplicación.</w:t>
+      </w:r>
+    </w:p>
+    <w:p>
+      <w:pPr>
+        <w:pStyle w:val="Choice"/>
+      </w:pPr>
+      <w:r>
+        <w:t>b)</w:t>
+        <w:tab/>
+        <w:t>Tienen más posibilidades de tener errores al ejecutarse.</w:t>
+      </w:r>
+    </w:p>
+    <w:p>
+      <w:pPr>
+        <w:pStyle w:val="Choice"/>
+      </w:pPr>
+      <w:r>
+        <w:t>c)</w:t>
+        <w:tab/>
         <w:t>Se deben instalar en el ordenador para poder ejecutarlos.</w:t>
       </w:r>
     </w:p>
@@ -945,33 +965,13 @@
         <w:pStyle w:val="Choice"/>
       </w:pPr>
       <w:r>
-        <w:t>b)</w:t>
+        <w:t>d)</w:t>
         <w:tab/>
         <w:t>No están actualizados a la última versión.</w:t>
       </w:r>
     </w:p>
     <w:p>
       <w:pPr>
-        <w:pStyle w:val="Choice"/>
-      </w:pPr>
-      <w:r>
-        <w:t>c)</w:t>
-        <w:tab/>
-        <w:t>Tienen más posibilidades de tener errores al ejecutarse.</w:t>
-      </w:r>
-    </w:p>
-    <w:p>
-      <w:pPr>
-        <w:pStyle w:val="Choice"/>
-      </w:pPr>
-      <w:r>
-        <w:t>d)</w:t>
-        <w:tab/>
-        <w:t>Se pierde el control sobre la aplicación.</w:t>
-      </w:r>
-    </w:p>
-    <w:p>
-      <w:pPr>
         <w:pStyle w:val="ListNumber"/>
       </w:pPr>
       <w:r>
@@ -985,7 +985,7 @@
       <w:r>
         <w:t>a)</w:t>
         <w:tab/>
-        <w:t>De licencia libre.</w:t>
+        <w:t>Freeware.</w:t>
       </w:r>
     </w:p>
     <w:p>
@@ -995,7 +995,7 @@
       <w:r>
         <w:t>b)</w:t>
         <w:tab/>
-        <w:t>Propietarios o privativos.</w:t>
+        <w:t>De licencia libre.</w:t>
       </w:r>
     </w:p>
     <w:p>
@@ -1015,15 +1015,255 @@
       <w:r>
         <w:t>d)</w:t>
         <w:tab/>
+        <w:t>Propietarios o privativos.</w:t>
+      </w:r>
+    </w:p>
+    <w:p>
+      <w:pPr>
+        <w:pStyle w:val="ListNumber"/>
+      </w:pPr>
+      <w:r>
+        <w:t>¿Qué caracteriza a los programas freeware?</w:t>
+      </w:r>
+    </w:p>
+    <w:p>
+      <w:pPr>
+        <w:pStyle w:val="Choice"/>
+      </w:pPr>
+      <w:r>
+        <w:t>a)</w:t>
+        <w:tab/>
+        <w:t>Son programas que muestran publicidad durante su ejecución.</w:t>
+      </w:r>
+    </w:p>
+    <w:p>
+      <w:pPr>
+        <w:pStyle w:val="Choice"/>
+      </w:pPr>
+      <w:r>
+        <w:t>b)</w:t>
+        <w:tab/>
+        <w:t>Son programas que se pueden modificar sin restricciones.</w:t>
+      </w:r>
+    </w:p>
+    <w:p>
+      <w:pPr>
+        <w:pStyle w:val="Choice"/>
+      </w:pPr>
+      <w:r>
+        <w:t>c)</w:t>
+        <w:tab/>
+        <w:t>Son programas que se ejecutan en la nube.</w:t>
+      </w:r>
+    </w:p>
+    <w:p>
+      <w:pPr>
+        <w:pStyle w:val="Choice"/>
+      </w:pPr>
+      <w:r>
+        <w:t>d)</w:t>
+        <w:tab/>
+        <w:t>No tienen costo y se pueden descargar sin pagar.</w:t>
+      </w:r>
+    </w:p>
+    <w:p>
+      <w:pPr>
+        <w:pStyle w:val="ListNumber"/>
+      </w:pPr>
+      <w:r>
+        <w:t>¿Qué ventaja presentan los programas en la nube?</w:t>
+      </w:r>
+    </w:p>
+    <w:p>
+      <w:pPr>
+        <w:pStyle w:val="Choice"/>
+      </w:pPr>
+      <w:r>
+        <w:t>a)</w:t>
+        <w:tab/>
+        <w:t>Se pueden modificar y distribuir libremente.</w:t>
+      </w:r>
+    </w:p>
+    <w:p>
+      <w:pPr>
+        <w:pStyle w:val="Choice"/>
+      </w:pPr>
+      <w:r>
+        <w:t>b)</w:t>
+        <w:tab/>
+        <w:t>Son programas gratuitos.</w:t>
+      </w:r>
+    </w:p>
+    <w:p>
+      <w:pPr>
+        <w:pStyle w:val="Choice"/>
+      </w:pPr>
+      <w:r>
+        <w:t>c)</w:t>
+        <w:tab/>
+        <w:t>No necesitan conexión a internet para ejecutarse.</w:t>
+      </w:r>
+    </w:p>
+    <w:p>
+      <w:pPr>
+        <w:pStyle w:val="Choice"/>
+      </w:pPr>
+      <w:r>
+        <w:t>d)</w:t>
+        <w:tab/>
+        <w:t>Están siempre actualizados a la última versión.</w:t>
+      </w:r>
+    </w:p>
+    <w:p>
+      <w:pPr>
+        <w:pStyle w:val="ListNumber"/>
+      </w:pPr>
+      <w:r>
+        <w:t>¿Qué es el adware?</w:t>
+      </w:r>
+    </w:p>
+    <w:p>
+      <w:pPr>
+        <w:pStyle w:val="Choice"/>
+      </w:pPr>
+      <w:r>
+        <w:t>a)</w:t>
+        <w:tab/>
+        <w:t>Programas que muestran publicidad durante su ejecución.</w:t>
+      </w:r>
+    </w:p>
+    <w:p>
+      <w:pPr>
+        <w:pStyle w:val="Choice"/>
+      </w:pPr>
+      <w:r>
+        <w:t>b)</w:t>
+        <w:tab/>
+        <w:t>Programas propietarios que se venden al usuario.</w:t>
+      </w:r>
+    </w:p>
+    <w:p>
+      <w:pPr>
+        <w:pStyle w:val="Choice"/>
+      </w:pPr>
+      <w:r>
+        <w:t>c)</w:t>
+        <w:tab/>
+        <w:t>Programas gratuitos que consiguen dinero a través de la publicidad.</w:t>
+      </w:r>
+    </w:p>
+    <w:p>
+      <w:pPr>
+        <w:pStyle w:val="Choice"/>
+      </w:pPr>
+      <w:r>
+        <w:t>d)</w:t>
+        <w:tab/>
+        <w:t>Programas de licencia libre.</w:t>
+      </w:r>
+    </w:p>
+    <w:p>
+      <w:pPr>
+        <w:pStyle w:val="ListNumber"/>
+      </w:pPr>
+      <w:r>
+        <w:t>¿Qué tipo de programas son Minecraft y Clash Royale?</w:t>
+      </w:r>
+    </w:p>
+    <w:p>
+      <w:pPr>
+        <w:pStyle w:val="Choice"/>
+      </w:pPr>
+      <w:r>
+        <w:t>a)</w:t>
+        <w:tab/>
+        <w:t>Propietarios o privativos.</w:t>
+      </w:r>
+    </w:p>
+    <w:p>
+      <w:pPr>
+        <w:pStyle w:val="Choice"/>
+      </w:pPr>
+      <w:r>
+        <w:t>b)</w:t>
+        <w:tab/>
         <w:t>Freeware.</w:t>
       </w:r>
     </w:p>
     <w:p>
       <w:pPr>
+        <w:pStyle w:val="Choice"/>
+      </w:pPr>
+      <w:r>
+        <w:t>c)</w:t>
+        <w:tab/>
+        <w:t>De licencia libre.</w:t>
+      </w:r>
+    </w:p>
+    <w:p>
+      <w:pPr>
+        <w:pStyle w:val="Choice"/>
+      </w:pPr>
+      <w:r>
+        <w:t>d)</w:t>
+        <w:tab/>
+        <w:t>Adware.</w:t>
+      </w:r>
+    </w:p>
+    <w:p>
+      <w:pPr>
         <w:pStyle w:val="ListNumber"/>
       </w:pPr>
       <w:r>
-        <w:t>¿Qué caracteriza a los programas freeware?</w:t>
+        <w:t>¿Qué es la computación en la nube?</w:t>
+      </w:r>
+    </w:p>
+    <w:p>
+      <w:pPr>
+        <w:pStyle w:val="Choice"/>
+      </w:pPr>
+      <w:r>
+        <w:t>a)</w:t>
+        <w:tab/>
+        <w:t>Programas que se ejecutan en el ordenador del usuario.</w:t>
+      </w:r>
+    </w:p>
+    <w:p>
+      <w:pPr>
+        <w:pStyle w:val="Choice"/>
+      </w:pPr>
+      <w:r>
+        <w:t>b)</w:t>
+        <w:tab/>
+        <w:t>Programas que se ejecutan en el servidor web de la empresa que ha programado la aplicación.</w:t>
+      </w:r>
+    </w:p>
+    <w:p>
+      <w:pPr>
+        <w:pStyle w:val="Choice"/>
+      </w:pPr>
+      <w:r>
+        <w:t>c)</w:t>
+        <w:tab/>
+        <w:t>Programas que muestran publicidad durante su ejecución.</w:t>
+      </w:r>
+    </w:p>
+    <w:p>
+      <w:pPr>
+        <w:pStyle w:val="Choice"/>
+      </w:pPr>
+      <w:r>
+        <w:t>d)</w:t>
+        <w:tab/>
+        <w:t>Programas que no tienen costo y se pueden descargar sin pagar.</w:t>
+      </w:r>
+    </w:p>
+    <w:p>
+      <w:pPr>
+        <w:pStyle w:val="ListNumber"/>
+      </w:pPr>
+      <w:r>
+        <w:t>¿Qué caracteriza a los programas propietarios?</w:t>
       </w:r>
     </w:p>
     <w:p>
@@ -1043,35 +1283,17 @@
       <w:r>
         <w:t>b)</w:t>
         <w:tab/>
-        <w:t>No tienen costo y se pueden descargar sin pagar.</w:t>
-      </w:r>
-    </w:p>
-    <w:p>
-      <w:pPr>
-        <w:pStyle w:val="Choice"/>
-      </w:pPr>
-      <w:r>
-        <w:t>c)</w:t>
-        <w:tab/>
-        <w:t>Son programas que se pueden modificar sin restricciones.</w:t>
-      </w:r>
-    </w:p>
-    <w:p>
-      <w:pPr>
-        <w:pStyle w:val="Choice"/>
-      </w:pPr>
-      <w:r>
-        <w:t>d)</w:t>
-        <w:tab/>
         <w:t>Son programas que muestran publicidad durante su ejecución.</w:t>
       </w:r>
     </w:p>
     <w:p>
       <w:pPr>
-        <w:pStyle w:val="ListNumber"/>
+        <w:pStyle w:val="Choice"/>
       </w:pPr>
       <w:r>
-        <w:t>¿Qué ventaja presentan los programas en la nube?</w:t>
+        <w:t>c)</w:t>
+        <w:tab/>
+        <w:t>Son desarrollados por compañías con ánimo de lucro y limitan los derechos de uso, distribución y modificación.</w:t>
       </w:r>
     </w:p>
     <w:p>
@@ -1079,235 +1301,13 @@
         <w:pStyle w:val="Choice"/>
       </w:pPr>
       <w:r>
-        <w:t>a)</w:t>
-        <w:tab/>
-        <w:t>No necesitan conexión a internet para ejecutarse.</w:t>
-      </w:r>
-    </w:p>
-    <w:p>
-      <w:pPr>
-        <w:pStyle w:val="Choice"/>
-      </w:pPr>
-      <w:r>
-        <w:t>b)</w:t>
-        <w:tab/>
-        <w:t>Son programas gratuitos.</w:t>
-      </w:r>
-    </w:p>
-    <w:p>
-      <w:pPr>
-        <w:pStyle w:val="Choice"/>
-      </w:pPr>
-      <w:r>
-        <w:t>c)</w:t>
-        <w:tab/>
-        <w:t>Se pueden modificar y distribuir libremente.</w:t>
-      </w:r>
-    </w:p>
-    <w:p>
-      <w:pPr>
-        <w:pStyle w:val="Choice"/>
-      </w:pPr>
-      <w:r>
         <w:t>d)</w:t>
-        <w:tab/>
-        <w:t>Están siempre actualizados a la última versión.</w:t>
-      </w:r>
-    </w:p>
-    <w:p>
-      <w:pPr>
-        <w:pStyle w:val="ListNumber"/>
-      </w:pPr>
-      <w:r>
-        <w:t>¿Qué es el adware?</w:t>
-      </w:r>
-    </w:p>
-    <w:p>
-      <w:pPr>
-        <w:pStyle w:val="Choice"/>
-      </w:pPr>
-      <w:r>
-        <w:t>a)</w:t>
-        <w:tab/>
-        <w:t>Programas de licencia libre.</w:t>
-      </w:r>
-    </w:p>
-    <w:p>
-      <w:pPr>
-        <w:pStyle w:val="Choice"/>
-      </w:pPr>
-      <w:r>
-        <w:t>b)</w:t>
-        <w:tab/>
-        <w:t>Programas que muestran publicidad durante su ejecución.</w:t>
-      </w:r>
-    </w:p>
-    <w:p>
-      <w:pPr>
-        <w:pStyle w:val="Choice"/>
-      </w:pPr>
-      <w:r>
-        <w:t>c)</w:t>
-        <w:tab/>
-        <w:t>Programas propietarios que se venden al usuario.</w:t>
-      </w:r>
-    </w:p>
-    <w:p>
-      <w:pPr>
-        <w:pStyle w:val="Choice"/>
-      </w:pPr>
-      <w:r>
-        <w:t>d)</w:t>
-        <w:tab/>
-        <w:t>Programas gratuitos que consiguen dinero a través de la publicidad.</w:t>
-      </w:r>
-    </w:p>
-    <w:p>
-      <w:pPr>
-        <w:pStyle w:val="ListNumber"/>
-      </w:pPr>
-      <w:r>
-        <w:t>¿Qué tipo de programas son Minecraft y Clash Royale?</w:t>
-      </w:r>
-    </w:p>
-    <w:p>
-      <w:pPr>
-        <w:pStyle w:val="Choice"/>
-      </w:pPr>
-      <w:r>
-        <w:t>a)</w:t>
-        <w:tab/>
-        <w:t>Propietarios o privativos.</w:t>
-      </w:r>
-    </w:p>
-    <w:p>
-      <w:pPr>
-        <w:pStyle w:val="Choice"/>
-      </w:pPr>
-      <w:r>
-        <w:t>b)</w:t>
-        <w:tab/>
-        <w:t>Adware.</w:t>
-      </w:r>
-    </w:p>
-    <w:p>
-      <w:pPr>
-        <w:pStyle w:val="Choice"/>
-      </w:pPr>
-      <w:r>
-        <w:t>c)</w:t>
-        <w:tab/>
-        <w:t>Freeware.</w:t>
-      </w:r>
-    </w:p>
-    <w:p>
-      <w:pPr>
-        <w:pStyle w:val="Choice"/>
-      </w:pPr>
-      <w:r>
-        <w:t>d)</w:t>
-        <w:tab/>
-        <w:t>De licencia libre.</w:t>
-      </w:r>
-    </w:p>
-    <w:p>
-      <w:pPr>
-        <w:pStyle w:val="ListNumber"/>
-      </w:pPr>
-      <w:r>
-        <w:t>¿Qué es la computación en la nube?</w:t>
-      </w:r>
-    </w:p>
-    <w:p>
-      <w:pPr>
-        <w:pStyle w:val="Choice"/>
-      </w:pPr>
-      <w:r>
-        <w:t>a)</w:t>
-        <w:tab/>
-        <w:t>Programas que muestran publicidad durante su ejecución.</w:t>
-      </w:r>
-    </w:p>
-    <w:p>
-      <w:pPr>
-        <w:pStyle w:val="Choice"/>
-      </w:pPr>
-      <w:r>
-        <w:t>b)</w:t>
-        <w:tab/>
-        <w:t>Programas que no tienen costo y se pueden descargar sin pagar.</w:t>
-      </w:r>
-    </w:p>
-    <w:p>
-      <w:pPr>
-        <w:pStyle w:val="Choice"/>
-      </w:pPr>
-      <w:r>
-        <w:t>c)</w:t>
-        <w:tab/>
-        <w:t>Programas que se ejecutan en el ordenador del usuario.</w:t>
-      </w:r>
-    </w:p>
-    <w:p>
-      <w:pPr>
-        <w:pStyle w:val="Choice"/>
-      </w:pPr>
-      <w:r>
-        <w:t>d)</w:t>
-        <w:tab/>
-        <w:t>Programas que se ejecutan en el servidor web de la empresa que ha programado la aplicación.</w:t>
-      </w:r>
-    </w:p>
-    <w:p>
-      <w:pPr>
-        <w:pStyle w:val="ListNumber"/>
-      </w:pPr>
-      <w:r>
-        <w:t>¿Qué caracteriza a los programas propietarios?</w:t>
-      </w:r>
-    </w:p>
-    <w:p>
-      <w:pPr>
-        <w:pStyle w:val="Choice"/>
-      </w:pPr>
-      <w:r>
-        <w:t>a)</w:t>
         <w:tab/>
         <w:t>Son programas gratuitos y su código fuente es libre.</w:t>
       </w:r>
     </w:p>
     <w:p>
       <w:pPr>
-        <w:pStyle w:val="Choice"/>
-      </w:pPr>
-      <w:r>
-        <w:t>b)</w:t>
-        <w:tab/>
-        <w:t>Son programas que se ejecutan en la nube.</w:t>
-      </w:r>
-    </w:p>
-    <w:p>
-      <w:pPr>
-        <w:pStyle w:val="Choice"/>
-      </w:pPr>
-      <w:r>
-        <w:t>c)</w:t>
-        <w:tab/>
-        <w:t>Son programas que muestran publicidad durante su ejecución.</w:t>
-      </w:r>
-    </w:p>
-    <w:p>
-      <w:pPr>
-        <w:pStyle w:val="Choice"/>
-      </w:pPr>
-      <w:r>
-        <w:t>d)</w:t>
-        <w:tab/>
-        <w:t>Son desarrollados por compañías con ánimo de lucro y limitan los derechos de uso, distribución y modificación.</w:t>
-      </w:r>
-    </w:p>
-    <w:p>
-      <w:pPr>
         <w:pStyle w:val="ListNumber"/>
       </w:pPr>
       <w:r>
@@ -1321,6 +1321,16 @@
       <w:r>
         <w:t>a)</w:t>
         <w:tab/>
+        <w:t>Un conjunto de programas adware que se ejecutan en la nube.</w:t>
+      </w:r>
+    </w:p>
+    <w:p>
+      <w:pPr>
+        <w:pStyle w:val="Choice"/>
+      </w:pPr>
+      <w:r>
+        <w:t>b)</w:t>
+        <w:tab/>
         <w:t>Un conjunto de programas propietarios que se venden al usuario.</w:t>
       </w:r>
     </w:p>
@@ -1329,9 +1339,9 @@
         <w:pStyle w:val="Choice"/>
       </w:pPr>
       <w:r>
-        <w:t>b)</w:t>
+        <w:t>c)</w:t>
         <w:tab/>
-        <w:t>Un conjunto de programas adware que se ejecutan en la nube.</w:t>
+        <w:t>Un conjunto de programas libres que se ejecutan en el ordenador del usuario.</w:t>
       </w:r>
     </w:p>
     <w:p>
@@ -1339,19 +1349,9 @@
         <w:pStyle w:val="Choice"/>
       </w:pPr>
       <w:r>
-        <w:t>c)</w:t>
+        <w:t>d)</w:t>
         <w:tab/>
         <w:t>Un conjunto de programas freeware que muestran publicidad durante su ejecución.</w:t>
-      </w:r>
-    </w:p>
-    <w:p>
-      <w:pPr>
-        <w:pStyle w:val="Choice"/>
-      </w:pPr>
-      <w:r>
-        <w:t>d)</w:t>
-        <w:tab/>
-        <w:t>Un conjunto de programas libres que se ejecutan en el ordenador del usuario.</w:t>
       </w:r>
     </w:p>
     <w:p>
@@ -1379,7 +1379,7 @@
       <w:r>
         <w:t>b)</w:t>
         <w:tab/>
-        <w:t>Una forma de compartir conocimientos y cultura libremente.</w:t>
+        <w:t>Un sistema legal que protege los derechos de propiedad intelectual de los autores.</w:t>
       </w:r>
     </w:p>
     <w:p>
@@ -1389,7 +1389,7 @@
       <w:r>
         <w:t>c)</w:t>
         <w:tab/>
-        <w:t>Un sistema legal que protege los derechos de propiedad intelectual de los autores.</w:t>
+        <w:t>Una forma de compartir conocimientos y cultura libremente.</w:t>
       </w:r>
     </w:p>
     <w:p>
@@ -1417,7 +1417,7 @@
       <w:r>
         <w:t>a)</w:t>
         <w:tab/>
-        <w:t>Hasta 50 años después de la muerte del autor.</w:t>
+        <w:t>Hasta 100 años después de la muerte del autor.</w:t>
       </w:r>
     </w:p>
     <w:p>
@@ -1437,7 +1437,7 @@
       <w:r>
         <w:t>c)</w:t>
         <w:tab/>
-        <w:t>No hay restricciones de uso para las obras protegidas por copyright.</w:t>
+        <w:t>Hasta 50 años después de la muerte del autor.</w:t>
       </w:r>
     </w:p>
     <w:p>
@@ -1447,7 +1447,7 @@
       <w:r>
         <w:t>d)</w:t>
         <w:tab/>
-        <w:t>Hasta 100 años después de la muerte del autor.</w:t>
+        <w:t>No hay restricciones de uso para las obras protegidas por copyright.</w:t>
       </w:r>
     </w:p>
     <w:p>
@@ -1485,7 +1485,7 @@
       <w:r>
         <w:t>c)</w:t>
         <w:tab/>
-        <w:t>Una licencia ofrecida por una fundación sin ánimo de lucro.</w:t>
+        <w:t>Un conjunto de licencias que permiten proteger los derechos de autor, compatibles con la cultura libre.</w:t>
       </w:r>
     </w:p>
     <w:p>
@@ -1495,7 +1495,7 @@
       <w:r>
         <w:t>d)</w:t>
         <w:tab/>
-        <w:t>Un conjunto de licencias que permiten proteger los derechos de autor, compatibles con la cultura libre.</w:t>
+        <w:t>Una licencia ofrecida por una fundación sin ánimo de lucro.</w:t>
       </w:r>
     </w:p>
     <w:p>
@@ -1513,6 +1513,16 @@
       <w:r>
         <w:t>a)</w:t>
         <w:tab/>
+        <w:t>Atribución y no comercial.</w:t>
+      </w:r>
+    </w:p>
+    <w:p>
+      <w:pPr>
+        <w:pStyle w:val="Choice"/>
+      </w:pPr>
+      <w:r>
+        <w:t>b)</w:t>
+        <w:tab/>
         <w:t>Atribución y compartir igual.</w:t>
       </w:r>
     </w:p>
@@ -1521,7 +1531,7 @@
         <w:pStyle w:val="Choice"/>
       </w:pPr>
       <w:r>
-        <w:t>b)</w:t>
+        <w:t>c)</w:t>
         <w:tab/>
         <w:t>No comercial y Sin obras derivadas.</w:t>
       </w:r>
@@ -1531,19 +1541,9 @@
         <w:pStyle w:val="Choice"/>
       </w:pPr>
       <w:r>
-        <w:t>c)</w:t>
+        <w:t>d)</w:t>
         <w:tab/>
         <w:t>No comercial y compartir igual.</w:t>
-      </w:r>
-    </w:p>
-    <w:p>
-      <w:pPr>
-        <w:pStyle w:val="Choice"/>
-      </w:pPr>
-      <w:r>
-        <w:t>d)</w:t>
-        <w:tab/>
-        <w:t>Atribución y no comercial.</w:t>
       </w:r>
     </w:p>
     <w:p>
@@ -1629,7 +1629,7 @@
       <w:r>
         <w:t>c)</w:t>
         <w:tab/>
-        <w:t>Copyright.</w:t>
+        <w:t>Creative Commons BY-SA.</w:t>
       </w:r>
     </w:p>
     <w:p>
@@ -1639,7 +1639,7 @@
       <w:r>
         <w:t>d)</w:t>
         <w:tab/>
-        <w:t>Creative Commons BY-SA.</w:t>
+        <w:t>Copyright.</w:t>
       </w:r>
     </w:p>
     <w:p>
@@ -1657,6 +1657,26 @@
       <w:r>
         <w:t>a)</w:t>
         <w:tab/>
+        <w:t>Licencias que solo permiten el uso de la obra original sin modificaciones.</w:t>
+      </w:r>
+    </w:p>
+    <w:p>
+      <w:pPr>
+        <w:pStyle w:val="Choice"/>
+      </w:pPr>
+      <w:r>
+        <w:t>b)</w:t>
+        <w:tab/>
+        <w:t>Licencias que no permiten compartir la obra.</w:t>
+      </w:r>
+    </w:p>
+    <w:p>
+      <w:pPr>
+        <w:pStyle w:val="Choice"/>
+      </w:pPr>
+      <w:r>
+        <w:t>c)</w:t>
+        <w:tab/>
         <w:t>Licencias que limitan todos los derechos.</w:t>
       </w:r>
     </w:p>
@@ -1665,33 +1685,13 @@
         <w:pStyle w:val="Choice"/>
       </w:pPr>
       <w:r>
-        <w:t>b)</w:t>
+        <w:t>d)</w:t>
         <w:tab/>
         <w:t>Licencias que permiten casi todos los derechos, manteniendo la exigencia de que la obra siga siendo libre.</w:t>
       </w:r>
     </w:p>
     <w:p>
       <w:pPr>
-        <w:pStyle w:val="Choice"/>
-      </w:pPr>
-      <w:r>
-        <w:t>c)</w:t>
-        <w:tab/>
-        <w:t>Licencias que solo permiten el uso de la obra original sin modificaciones.</w:t>
-      </w:r>
-    </w:p>
-    <w:p>
-      <w:pPr>
-        <w:pStyle w:val="Choice"/>
-      </w:pPr>
-      <w:r>
-        <w:t>d)</w:t>
-        <w:tab/>
-        <w:t>Licencias que no permiten compartir la obra.</w:t>
-      </w:r>
-    </w:p>
-    <w:p>
-      <w:pPr>
         <w:pStyle w:val="ListNumber"/>
       </w:pPr>
       <w:r>
@@ -1705,16 +1705,6 @@
       <w:r>
         <w:t>a)</w:t>
         <w:tab/>
-        <w:t>Solo las obras técnicas.</w:t>
-      </w:r>
-    </w:p>
-    <w:p>
-      <w:pPr>
-        <w:pStyle w:val="Choice"/>
-      </w:pPr>
-      <w:r>
-        <w:t>b)</w:t>
-        <w:tab/>
         <w:t>Cualquier obra de dominio público.</w:t>
       </w:r>
     </w:p>
@@ -1723,9 +1713,19 @@
         <w:pStyle w:val="Choice"/>
       </w:pPr>
       <w:r>
+        <w:t>b)</w:t>
+        <w:tab/>
+        <w:t>Cualquier obra original que no especifique nada.</w:t>
+      </w:r>
+    </w:p>
+    <w:p>
+      <w:pPr>
+        <w:pStyle w:val="Choice"/>
+      </w:pPr>
+      <w:r>
         <w:t>c)</w:t>
         <w:tab/>
-        <w:t>Cualquier obra original que no especifique nada.</w:t>
+        <w:t>Solo las obras técnicas.</w:t>
       </w:r>
     </w:p>
     <w:p>
@@ -1753,6 +1753,26 @@
       <w:r>
         <w:t>a)</w:t>
         <w:tab/>
+        <w:t>Los editores de las obras.</w:t>
+      </w:r>
+    </w:p>
+    <w:p>
+      <w:pPr>
+        <w:pStyle w:val="Choice"/>
+      </w:pPr>
+      <w:r>
+        <w:t>b)</w:t>
+        <w:tab/>
+        <w:t>Las fundaciones sin ánimo de lucro.</w:t>
+      </w:r>
+    </w:p>
+    <w:p>
+      <w:pPr>
+        <w:pStyle w:val="Choice"/>
+      </w:pPr>
+      <w:r>
+        <w:t>c)</w:t>
+        <w:tab/>
         <w:t>Los autores de las obras.</w:t>
       </w:r>
     </w:p>
@@ -1761,33 +1781,13 @@
         <w:pStyle w:val="Choice"/>
       </w:pPr>
       <w:r>
-        <w:t>b)</w:t>
-        <w:tab/>
-        <w:t>Los editores de las obras.</w:t>
-      </w:r>
-    </w:p>
-    <w:p>
-      <w:pPr>
-        <w:pStyle w:val="Choice"/>
-      </w:pPr>
-      <w:r>
-        <w:t>c)</w:t>
+        <w:t>d)</w:t>
         <w:tab/>
         <w:t>Los usuarios que utilizan la obra.</w:t>
       </w:r>
     </w:p>
     <w:p>
       <w:pPr>
-        <w:pStyle w:val="Choice"/>
-      </w:pPr>
-      <w:r>
-        <w:t>d)</w:t>
-        <w:tab/>
-        <w:t>Las fundaciones sin ánimo de lucro.</w:t>
-      </w:r>
-    </w:p>
-    <w:p>
-      <w:pPr>
         <w:pStyle w:val="ListNumber"/>
       </w:pPr>
       <w:r>
@@ -1801,7 +1801,7 @@
       <w:r>
         <w:t>a)</w:t>
         <w:tab/>
-        <w:t>Fomentar que el conocimiento y la cultura se compartan libremente.</w:t>
+        <w:t>Proteger los derechos de los autores y fomentar la creación de nuevas obras.</w:t>
       </w:r>
     </w:p>
     <w:p>
@@ -1831,7 +1831,7 @@
       <w:r>
         <w:t>d)</w:t>
         <w:tab/>
-        <w:t>Proteger los derechos de los autores y fomentar la creación de nuevas obras.</w:t>
+        <w:t>Fomentar que el conocimiento y la cultura se compartan libremente.</w:t>
       </w:r>
     </w:p>
     <w:sectPr>
